--- a/4. RESULTADOS/04_decision_medida/T02_matriz_combinaciones.docx
+++ b/4. RESULTADOS/04_decision_medida/T02_matriz_combinaciones.docx
@@ -35,13 +35,13 @@
         <w:tblLook w:firstRow="1" w:lastRow="0" w:firstColumn="0" w:lastColumn="0" w:noHBand="0" w:noVBand="1"/>
       </w:tblPr>
       <w:tblGrid>
-        <w:gridCol w:w="1585"/>
+        <w:gridCol w:w="2587"/>
         <w:gridCol w:w="3786"/>
         <w:gridCol w:w="1426"/>
         <w:gridCol w:w="1132"/>
         <w:gridCol w:w="1609"/>
         <w:gridCol w:w="1829"/>
-        <w:gridCol w:w="7076"/>
+        <w:gridCol w:w="8592"/>
       </w:tblGrid>
       <w:tr>
         <w:trPr>
@@ -489,7 +489,7 @@
                 <w:szCs w:val="22"/>
                 <w:color w:val="000000"/>
               </w:rPr>
-              <w:t xml:space="preserve">Bite</w:t>
+              <w:t xml:space="preserve">Golpe A</w:t>
             </w:r>
           </w:p>
         </w:tc>
@@ -599,7 +599,7 @@
                 <w:szCs w:val="22"/>
                 <w:color w:val="000000"/>
               </w:rPr>
-              <w:t xml:space="preserve">6.581</w:t>
+              <w:t xml:space="preserve">7.631</w:t>
             </w:r>
           </w:p>
         </w:tc>
@@ -764,7 +764,7 @@
                 <w:szCs w:val="22"/>
                 <w:color w:val="000000"/>
               </w:rPr>
-              <w:t xml:space="preserve">3,881</w:t>
+              <w:t xml:space="preserve">5,470</w:t>
             </w:r>
           </w:p>
         </w:tc>
@@ -879,7 +879,7 @@
                 <w:szCs w:val="22"/>
                 <w:color w:val="000000"/>
               </w:rPr>
-              <w:t xml:space="preserve">Bite</w:t>
+              <w:t xml:space="preserve">Golpe A</w:t>
             </w:r>
           </w:p>
         </w:tc>
@@ -989,7 +989,7 @@
                 <w:szCs w:val="22"/>
                 <w:color w:val="000000"/>
               </w:rPr>
-              <w:t xml:space="preserve">2.719</w:t>
+              <w:t xml:space="preserve">2.408</w:t>
             </w:r>
           </w:p>
         </w:tc>
@@ -1154,7 +1154,7 @@
                 <w:szCs w:val="22"/>
                 <w:color w:val="000000"/>
               </w:rPr>
-              <w:t xml:space="preserve">3,876</w:t>
+              <w:t xml:space="preserve">5,461</w:t>
             </w:r>
           </w:p>
         </w:tc>
@@ -1209,7 +1209,7 @@
                 <w:szCs w:val="22"/>
                 <w:color w:val="000000"/>
               </w:rPr>
-              <w:t xml:space="preserve">Limpia pero el outcome mezcla dos aumentos del mínimo</w:t>
+              <w:t xml:space="preserve">Sin traslape, pero mezcla dos aumentos del mínimo y parte de 2021 (pospandemia)</w:t>
             </w:r>
           </w:p>
         </w:tc>
@@ -1269,7 +1269,7 @@
                 <w:szCs w:val="22"/>
                 <w:color w:val="000000"/>
               </w:rPr>
-              <w:t xml:space="preserve">Bite</w:t>
+              <w:t xml:space="preserve">Golpe A</w:t>
             </w:r>
           </w:p>
         </w:tc>
@@ -1379,7 +1379,7 @@
                 <w:szCs w:val="22"/>
                 <w:color w:val="000000"/>
               </w:rPr>
-              <w:t xml:space="preserve">1.145</w:t>
+              <w:t xml:space="preserve">0.495</w:t>
             </w:r>
           </w:p>
         </w:tc>
@@ -1434,7 +1434,7 @@
                 <w:szCs w:val="22"/>
                 <w:color w:val="000000"/>
               </w:rPr>
-              <w:t xml:space="preserve">0.008</w:t>
+              <w:t xml:space="preserve">0.169</w:t>
             </w:r>
           </w:p>
         </w:tc>
@@ -1489,7 +1489,7 @@
                 <w:szCs w:val="22"/>
                 <w:color w:val="000000"/>
               </w:rPr>
-              <w:t xml:space="preserve">***</w:t>
+              <w:t xml:space="preserve"/>
             </w:r>
           </w:p>
         </w:tc>
@@ -1544,7 +1544,7 @@
                 <w:szCs w:val="22"/>
                 <w:color w:val="000000"/>
               </w:rPr>
-              <w:t xml:space="preserve">3,880</w:t>
+              <w:t xml:space="preserve">5,468</w:t>
             </w:r>
           </w:p>
         </w:tc>
@@ -1659,7 +1659,7 @@
                 <w:szCs w:val="22"/>
                 <w:color w:val="000000"/>
               </w:rPr>
-              <w:t xml:space="preserve">Bite</w:t>
+              <w:t xml:space="preserve">Golpe A</w:t>
             </w:r>
           </w:p>
         </w:tc>
@@ -1769,7 +1769,7 @@
                 <w:szCs w:val="22"/>
                 <w:color w:val="000000"/>
               </w:rPr>
-              <w:t xml:space="preserve">-1.749</w:t>
+              <w:t xml:space="preserve">-1.881</w:t>
             </w:r>
           </w:p>
         </w:tc>
@@ -1824,7 +1824,7 @@
                 <w:szCs w:val="22"/>
                 <w:color w:val="000000"/>
               </w:rPr>
-              <w:t xml:space="preserve">0.004</w:t>
+              <w:t xml:space="preserve">0.000</w:t>
             </w:r>
           </w:p>
         </w:tc>
@@ -1934,7 +1934,7 @@
                 <w:szCs w:val="22"/>
                 <w:color w:val="000000"/>
               </w:rPr>
-              <w:t xml:space="preserve">4,782</w:t>
+              <w:t xml:space="preserve">5,503</w:t>
             </w:r>
           </w:p>
         </w:tc>
@@ -2049,7 +2049,7 @@
                 <w:szCs w:val="22"/>
                 <w:color w:val="000000"/>
               </w:rPr>
-              <w:t xml:space="preserve">Bite</w:t>
+              <w:t xml:space="preserve">Golpe A</w:t>
             </w:r>
           </w:p>
         </w:tc>
@@ -2159,7 +2159,7 @@
                 <w:szCs w:val="22"/>
                 <w:color w:val="000000"/>
               </w:rPr>
-              <w:t xml:space="preserve">0.462</w:t>
+              <w:t xml:space="preserve">-0.093</w:t>
             </w:r>
           </w:p>
         </w:tc>
@@ -2214,7 +2214,7 @@
                 <w:szCs w:val="22"/>
                 <w:color w:val="000000"/>
               </w:rPr>
-              <w:t xml:space="preserve">0.460</w:t>
+              <w:t xml:space="preserve">0.876</w:t>
             </w:r>
           </w:p>
         </w:tc>
@@ -2324,7 +2324,7 @@
                 <w:szCs w:val="22"/>
                 <w:color w:val="000000"/>
               </w:rPr>
-              <w:t xml:space="preserve">4,828</w:t>
+              <w:t xml:space="preserve">5,558</w:t>
             </w:r>
           </w:p>
         </w:tc>
@@ -2439,7 +2439,7 @@
                 <w:szCs w:val="22"/>
                 <w:color w:val="000000"/>
               </w:rPr>
-              <w:t xml:space="preserve">Bite</w:t>
+              <w:t xml:space="preserve">Golpe A</w:t>
             </w:r>
           </w:p>
         </w:tc>
@@ -2549,7 +2549,7 @@
                 <w:szCs w:val="22"/>
                 <w:color w:val="000000"/>
               </w:rPr>
-              <w:t xml:space="preserve">2.983</w:t>
+              <w:t xml:space="preserve">3.190</w:t>
             </w:r>
           </w:p>
         </w:tc>
@@ -2714,7 +2714,7 @@
                 <w:szCs w:val="22"/>
                 <w:color w:val="000000"/>
               </w:rPr>
-              <w:t xml:space="preserve">4,863</w:t>
+              <w:t xml:space="preserve">5,599</w:t>
             </w:r>
           </w:p>
         </w:tc>
@@ -2829,7 +2829,7 @@
                 <w:szCs w:val="22"/>
                 <w:color w:val="000000"/>
               </w:rPr>
-              <w:t xml:space="preserve">Exposure</w:t>
+              <w:t xml:space="preserve">Golpe C</w:t>
             </w:r>
           </w:p>
         </w:tc>
@@ -2939,7 +2939,7 @@
                 <w:szCs w:val="22"/>
                 <w:color w:val="000000"/>
               </w:rPr>
-              <w:t xml:space="preserve">2.065</w:t>
+              <w:t xml:space="preserve">7.406</w:t>
             </w:r>
           </w:p>
         </w:tc>
@@ -3104,7 +3104,7 @@
                 <w:szCs w:val="22"/>
                 <w:color w:val="000000"/>
               </w:rPr>
-              <w:t xml:space="preserve">5,916</w:t>
+              <w:t xml:space="preserve">5,470</w:t>
             </w:r>
           </w:p>
         </w:tc>
@@ -3219,7 +3219,7 @@
                 <w:szCs w:val="22"/>
                 <w:color w:val="000000"/>
               </w:rPr>
-              <w:t xml:space="preserve">Exposure</w:t>
+              <w:t xml:space="preserve">Golpe C</w:t>
             </w:r>
           </w:p>
         </w:tc>
@@ -3329,7 +3329,7 @@
                 <w:szCs w:val="22"/>
                 <w:color w:val="000000"/>
               </w:rPr>
-              <w:t xml:space="preserve">1.412</w:t>
+              <w:t xml:space="preserve">2.210</w:t>
             </w:r>
           </w:p>
         </w:tc>
@@ -3384,7 +3384,7 @@
                 <w:szCs w:val="22"/>
                 <w:color w:val="000000"/>
               </w:rPr>
-              <w:t xml:space="preserve">0.020</w:t>
+              <w:t xml:space="preserve">0.000</w:t>
             </w:r>
           </w:p>
         </w:tc>
@@ -3439,7 +3439,7 @@
                 <w:szCs w:val="22"/>
                 <w:color w:val="000000"/>
               </w:rPr>
-              <w:t xml:space="preserve">**</w:t>
+              <w:t xml:space="preserve">***</w:t>
             </w:r>
           </w:p>
         </w:tc>
@@ -3494,7 +3494,7 @@
                 <w:szCs w:val="22"/>
                 <w:color w:val="000000"/>
               </w:rPr>
-              <w:t xml:space="preserve">5,900</w:t>
+              <w:t xml:space="preserve">5,461</w:t>
             </w:r>
           </w:p>
         </w:tc>
@@ -3549,7 +3549,7 @@
                 <w:szCs w:val="22"/>
                 <w:color w:val="000000"/>
               </w:rPr>
-              <w:t xml:space="preserve">Limpia pero el outcome mezcla dos aumentos del mínimo</w:t>
+              <w:t xml:space="preserve">Sin traslape, pero mezcla dos aumentos del mínimo y parte de 2021 (pospandemia)</w:t>
             </w:r>
           </w:p>
         </w:tc>
@@ -3609,7 +3609,7 @@
                 <w:szCs w:val="22"/>
                 <w:color w:val="000000"/>
               </w:rPr>
-              <w:t xml:space="preserve">Exposure</w:t>
+              <w:t xml:space="preserve">Golpe C</w:t>
             </w:r>
           </w:p>
         </w:tc>
@@ -3719,7 +3719,7 @@
                 <w:szCs w:val="22"/>
                 <w:color w:val="000000"/>
               </w:rPr>
-              <w:t xml:space="preserve">0.457</w:t>
+              <w:t xml:space="preserve">0.382</w:t>
             </w:r>
           </w:p>
         </w:tc>
@@ -3774,7 +3774,7 @@
                 <w:szCs w:val="22"/>
                 <w:color w:val="000000"/>
               </w:rPr>
-              <w:t xml:space="preserve">0.324</w:t>
+              <w:t xml:space="preserve">0.334</w:t>
             </w:r>
           </w:p>
         </w:tc>
@@ -3884,7 +3884,7 @@
                 <w:szCs w:val="22"/>
                 <w:color w:val="000000"/>
               </w:rPr>
-              <w:t xml:space="preserve">5,912</w:t>
+              <w:t xml:space="preserve">5,468</w:t>
             </w:r>
           </w:p>
         </w:tc>
@@ -3999,7 +3999,7 @@
                 <w:szCs w:val="22"/>
                 <w:color w:val="000000"/>
               </w:rPr>
-              <w:t xml:space="preserve">Exposure</w:t>
+              <w:t xml:space="preserve">Golpe C</w:t>
             </w:r>
           </w:p>
         </w:tc>
@@ -4109,7 +4109,7 @@
                 <w:szCs w:val="22"/>
                 <w:color w:val="000000"/>
               </w:rPr>
-              <w:t xml:space="preserve">-0.095</w:t>
+              <w:t xml:space="preserve">-2.588</w:t>
             </w:r>
           </w:p>
         </w:tc>
@@ -4164,7 +4164,7 @@
                 <w:szCs w:val="22"/>
                 <w:color w:val="000000"/>
               </w:rPr>
-              <w:t xml:space="preserve">0.866</w:t>
+              <w:t xml:space="preserve">0.000</w:t>
             </w:r>
           </w:p>
         </w:tc>
@@ -4219,7 +4219,7 @@
                 <w:szCs w:val="22"/>
                 <w:color w:val="000000"/>
               </w:rPr>
-              <w:t xml:space="preserve"/>
+              <w:t xml:space="preserve">***</w:t>
             </w:r>
           </w:p>
         </w:tc>
@@ -4274,7 +4274,7 @@
                 <w:szCs w:val="22"/>
                 <w:color w:val="000000"/>
               </w:rPr>
-              <w:t xml:space="preserve">5,917</w:t>
+              <w:t xml:space="preserve">5,503</w:t>
             </w:r>
           </w:p>
         </w:tc>
@@ -4389,7 +4389,7 @@
                 <w:szCs w:val="22"/>
                 <w:color w:val="000000"/>
               </w:rPr>
-              <w:t xml:space="preserve">Exposure</w:t>
+              <w:t xml:space="preserve">Golpe C</w:t>
             </w:r>
           </w:p>
         </w:tc>
@@ -4499,7 +4499,7 @@
                 <w:szCs w:val="22"/>
                 <w:color w:val="000000"/>
               </w:rPr>
-              <w:t xml:space="preserve">0.711</w:t>
+              <w:t xml:space="preserve">-0.438</w:t>
             </w:r>
           </w:p>
         </w:tc>
@@ -4554,7 +4554,7 @@
                 <w:szCs w:val="22"/>
                 <w:color w:val="000000"/>
               </w:rPr>
-              <w:t xml:space="preserve">0.280</w:t>
+              <w:t xml:space="preserve">0.471</w:t>
             </w:r>
           </w:p>
         </w:tc>
@@ -4664,7 +4664,7 @@
                 <w:szCs w:val="22"/>
                 <w:color w:val="000000"/>
               </w:rPr>
-              <w:t xml:space="preserve">5,971</w:t>
+              <w:t xml:space="preserve">5,558</w:t>
             </w:r>
           </w:p>
         </w:tc>
@@ -4779,7 +4779,7 @@
                 <w:szCs w:val="22"/>
                 <w:color w:val="000000"/>
               </w:rPr>
-              <w:t xml:space="preserve">Exposure</w:t>
+              <w:t xml:space="preserve">Golpe C</w:t>
             </w:r>
           </w:p>
         </w:tc>
@@ -4889,7 +4889,7 @@
                 <w:szCs w:val="22"/>
                 <w:color w:val="000000"/>
               </w:rPr>
-              <w:t xml:space="preserve">0.193</w:t>
+              <w:t xml:space="preserve">3.094</w:t>
             </w:r>
           </w:p>
         </w:tc>
@@ -4944,7 +4944,7 @@
                 <w:szCs w:val="22"/>
                 <w:color w:val="000000"/>
               </w:rPr>
-              <w:t xml:space="preserve">0.703</w:t>
+              <w:t xml:space="preserve">0.000</w:t>
             </w:r>
           </w:p>
         </w:tc>
@@ -4999,7 +4999,7 @@
                 <w:szCs w:val="22"/>
                 <w:color w:val="000000"/>
               </w:rPr>
-              <w:t xml:space="preserve"/>
+              <w:t xml:space="preserve">***</w:t>
             </w:r>
           </w:p>
         </w:tc>
@@ -5054,7 +5054,7 @@
                 <w:szCs w:val="22"/>
                 <w:color w:val="000000"/>
               </w:rPr>
-              <w:t xml:space="preserve">6,017</w:t>
+              <w:t xml:space="preserve">5,599</w:t>
             </w:r>
           </w:p>
         </w:tc>
@@ -5169,7 +5169,7 @@
                 <w:szCs w:val="22"/>
                 <w:color w:val="000000"/>
               </w:rPr>
-              <w:t xml:space="preserve">Golpe A</w:t>
+              <w:t xml:space="preserve">Golpe costo</w:t>
             </w:r>
           </w:p>
         </w:tc>
@@ -5279,7 +5279,7 @@
                 <w:szCs w:val="22"/>
                 <w:color w:val="000000"/>
               </w:rPr>
-              <w:t xml:space="preserve">7.612</w:t>
+              <w:t xml:space="preserve">13.088</w:t>
             </w:r>
           </w:p>
         </w:tc>
@@ -5444,7 +5444,7 @@
                 <w:szCs w:val="22"/>
                 <w:color w:val="000000"/>
               </w:rPr>
-              <w:t xml:space="preserve">5,419</w:t>
+              <w:t xml:space="preserve">5,920</w:t>
             </w:r>
           </w:p>
         </w:tc>
@@ -5559,7 +5559,7 @@
                 <w:szCs w:val="22"/>
                 <w:color w:val="000000"/>
               </w:rPr>
-              <w:t xml:space="preserve">Golpe A</w:t>
+              <w:t xml:space="preserve">Golpe costo</w:t>
             </w:r>
           </w:p>
         </w:tc>
@@ -5669,7 +5669,7 @@
                 <w:szCs w:val="22"/>
                 <w:color w:val="000000"/>
               </w:rPr>
-              <w:t xml:space="preserve">2.977</w:t>
+              <w:t xml:space="preserve">2.693</w:t>
             </w:r>
           </w:p>
         </w:tc>
@@ -5834,7 +5834,7 @@
                 <w:szCs w:val="22"/>
                 <w:color w:val="000000"/>
               </w:rPr>
-              <w:t xml:space="preserve">5,411</w:t>
+              <w:t xml:space="preserve">5,904</w:t>
             </w:r>
           </w:p>
         </w:tc>
@@ -5889,7 +5889,7 @@
                 <w:szCs w:val="22"/>
                 <w:color w:val="000000"/>
               </w:rPr>
-              <w:t xml:space="preserve">Limpia pero el outcome mezcla dos aumentos del mínimo</w:t>
+              <w:t xml:space="preserve">Sin traslape, pero mezcla dos aumentos del mínimo y parte de 2021 (pospandemia)</w:t>
             </w:r>
           </w:p>
         </w:tc>
@@ -5949,7 +5949,7 @@
                 <w:szCs w:val="22"/>
                 <w:color w:val="000000"/>
               </w:rPr>
-              <w:t xml:space="preserve">Golpe A</w:t>
+              <w:t xml:space="preserve">Golpe costo</w:t>
             </w:r>
           </w:p>
         </w:tc>
@@ -6059,7 +6059,7 @@
                 <w:szCs w:val="22"/>
                 <w:color w:val="000000"/>
               </w:rPr>
-              <w:t xml:space="preserve">0.872</w:t>
+              <w:t xml:space="preserve">0.471</w:t>
             </w:r>
           </w:p>
         </w:tc>
@@ -6114,7 +6114,7 @@
                 <w:szCs w:val="22"/>
                 <w:color w:val="000000"/>
               </w:rPr>
-              <w:t xml:space="preserve">0.029</w:t>
+              <w:t xml:space="preserve">0.247</w:t>
             </w:r>
           </w:p>
         </w:tc>
@@ -6169,7 +6169,7 @@
                 <w:szCs w:val="22"/>
                 <w:color w:val="000000"/>
               </w:rPr>
-              <w:t xml:space="preserve">**</w:t>
+              <w:t xml:space="preserve"/>
             </w:r>
           </w:p>
         </w:tc>
@@ -6224,7 +6224,7 @@
                 <w:szCs w:val="22"/>
                 <w:color w:val="000000"/>
               </w:rPr>
-              <w:t xml:space="preserve">5,417</w:t>
+              <w:t xml:space="preserve">5,916</w:t>
             </w:r>
           </w:p>
         </w:tc>
@@ -6339,7 +6339,7 @@
                 <w:szCs w:val="22"/>
                 <w:color w:val="000000"/>
               </w:rPr>
-              <w:t xml:space="preserve">Golpe A</w:t>
+              <w:t xml:space="preserve">Golpe costo</w:t>
             </w:r>
           </w:p>
         </w:tc>
@@ -6449,7 +6449,7 @@
                 <w:szCs w:val="22"/>
                 <w:color w:val="000000"/>
               </w:rPr>
-              <w:t xml:space="preserve">-2.648</w:t>
+              <w:t xml:space="preserve">-4.098</w:t>
             </w:r>
           </w:p>
         </w:tc>
@@ -6614,7 +6614,7 @@
                 <w:szCs w:val="22"/>
                 <w:color w:val="000000"/>
               </w:rPr>
-              <w:t xml:space="preserve">5,476</w:t>
+              <w:t xml:space="preserve">5,916</w:t>
             </w:r>
           </w:p>
         </w:tc>
@@ -6729,7 +6729,7 @@
                 <w:szCs w:val="22"/>
                 <w:color w:val="000000"/>
               </w:rPr>
-              <w:t xml:space="preserve">Golpe A</w:t>
+              <w:t xml:space="preserve">Golpe costo</w:t>
             </w:r>
           </w:p>
         </w:tc>
@@ -6839,7 +6839,7 @@
                 <w:szCs w:val="22"/>
                 <w:color w:val="000000"/>
               </w:rPr>
-              <w:t xml:space="preserve">-0.122</w:t>
+              <w:t xml:space="preserve">0.345</w:t>
             </w:r>
           </w:p>
         </w:tc>
@@ -6894,7 +6894,7 @@
                 <w:szCs w:val="22"/>
                 <w:color w:val="000000"/>
               </w:rPr>
-              <w:t xml:space="preserve">0.852</w:t>
+              <w:t xml:space="preserve">0.605</w:t>
             </w:r>
           </w:p>
         </w:tc>
@@ -7004,7 +7004,7 @@
                 <w:szCs w:val="22"/>
                 <w:color w:val="000000"/>
               </w:rPr>
-              <w:t xml:space="preserve">5,531</w:t>
+              <w:t xml:space="preserve">5,970</w:t>
             </w:r>
           </w:p>
         </w:tc>
@@ -7119,7 +7119,7 @@
                 <w:szCs w:val="22"/>
                 <w:color w:val="000000"/>
               </w:rPr>
-              <w:t xml:space="preserve">Golpe A</w:t>
+              <w:t xml:space="preserve">Golpe costo</w:t>
             </w:r>
           </w:p>
         </w:tc>
@@ -7229,7 +7229,7 @@
                 <w:szCs w:val="22"/>
                 <w:color w:val="000000"/>
               </w:rPr>
-              <w:t xml:space="preserve">3.459</w:t>
+              <w:t xml:space="preserve">9.040</w:t>
             </w:r>
           </w:p>
         </w:tc>
@@ -7394,7 +7394,7 @@
                 <w:szCs w:val="22"/>
                 <w:color w:val="000000"/>
               </w:rPr>
-              <w:t xml:space="preserve">5,572</w:t>
+              <w:t xml:space="preserve">6,017</w:t>
             </w:r>
           </w:p>
         </w:tc>
@@ -7509,7 +7509,7 @@
                 <w:szCs w:val="22"/>
                 <w:color w:val="000000"/>
               </w:rPr>
-              <w:t xml:space="preserve">Golpe C</w:t>
+              <w:t xml:space="preserve">Kaitz de obreros</w:t>
             </w:r>
           </w:p>
         </w:tc>
@@ -7619,7 +7619,7 @@
                 <w:szCs w:val="22"/>
                 <w:color w:val="000000"/>
               </w:rPr>
-              <w:t xml:space="preserve">7.730</w:t>
+              <w:t xml:space="preserve">7.453</w:t>
             </w:r>
           </w:p>
         </w:tc>
@@ -7784,7 +7784,7 @@
                 <w:szCs w:val="22"/>
                 <w:color w:val="000000"/>
               </w:rPr>
-              <w:t xml:space="preserve">5,441</w:t>
+              <w:t xml:space="preserve">4,932</w:t>
             </w:r>
           </w:p>
         </w:tc>
@@ -7899,7 +7899,7 @@
                 <w:szCs w:val="22"/>
                 <w:color w:val="000000"/>
               </w:rPr>
-              <w:t xml:space="preserve">Golpe C</w:t>
+              <w:t xml:space="preserve">Kaitz de obreros</w:t>
             </w:r>
           </w:p>
         </w:tc>
@@ -8009,7 +8009,7 @@
                 <w:szCs w:val="22"/>
                 <w:color w:val="000000"/>
               </w:rPr>
-              <w:t xml:space="preserve">2.811</w:t>
+              <w:t xml:space="preserve">1.800</w:t>
             </w:r>
           </w:p>
         </w:tc>
@@ -8064,7 +8064,7 @@
                 <w:szCs w:val="22"/>
                 <w:color w:val="000000"/>
               </w:rPr>
-              <w:t xml:space="preserve">0.000</w:t>
+              <w:t xml:space="preserve">0.001</w:t>
             </w:r>
           </w:p>
         </w:tc>
@@ -8174,7 +8174,7 @@
                 <w:szCs w:val="22"/>
                 <w:color w:val="000000"/>
               </w:rPr>
-              <w:t xml:space="preserve">5,432</w:t>
+              <w:t xml:space="preserve">4,925</w:t>
             </w:r>
           </w:p>
         </w:tc>
@@ -8229,7 +8229,7 @@
                 <w:szCs w:val="22"/>
                 <w:color w:val="000000"/>
               </w:rPr>
-              <w:t xml:space="preserve">Limpia pero el outcome mezcla dos aumentos del mínimo</w:t>
+              <w:t xml:space="preserve">Sin traslape, pero mezcla dos aumentos del mínimo y parte de 2021 (pospandemia)</w:t>
             </w:r>
           </w:p>
         </w:tc>
@@ -8289,7 +8289,7 @@
                 <w:szCs w:val="22"/>
                 <w:color w:val="000000"/>
               </w:rPr>
-              <w:t xml:space="preserve">Golpe C</w:t>
+              <w:t xml:space="preserve">Kaitz de obreros</w:t>
             </w:r>
           </w:p>
         </w:tc>
@@ -8399,7 +8399,7 @@
                 <w:szCs w:val="22"/>
                 <w:color w:val="000000"/>
               </w:rPr>
-              <w:t xml:space="preserve">0.758</w:t>
+              <w:t xml:space="preserve">0.825</w:t>
             </w:r>
           </w:p>
         </w:tc>
@@ -8454,7 +8454,7 @@
                 <w:szCs w:val="22"/>
                 <w:color w:val="000000"/>
               </w:rPr>
-              <w:t xml:space="preserve">0.096</w:t>
+              <w:t xml:space="preserve">0.023</w:t>
             </w:r>
           </w:p>
         </w:tc>
@@ -8509,7 +8509,7 @@
                 <w:szCs w:val="22"/>
                 <w:color w:val="000000"/>
               </w:rPr>
-              <w:t xml:space="preserve">*</w:t>
+              <w:t xml:space="preserve">**</w:t>
             </w:r>
           </w:p>
         </w:tc>
@@ -8564,7 +8564,7 @@
                 <w:szCs w:val="22"/>
                 <w:color w:val="000000"/>
               </w:rPr>
-              <w:t xml:space="preserve">5,439</w:t>
+              <w:t xml:space="preserve">4,930</w:t>
             </w:r>
           </w:p>
         </w:tc>
@@ -8679,7 +8679,7 @@
                 <w:szCs w:val="22"/>
                 <w:color w:val="000000"/>
               </w:rPr>
-              <w:t xml:space="preserve">Golpe C</w:t>
+              <w:t xml:space="preserve">Kaitz de obreros</w:t>
             </w:r>
           </w:p>
         </w:tc>
@@ -8789,7 +8789,7 @@
                 <w:szCs w:val="22"/>
                 <w:color w:val="000000"/>
               </w:rPr>
-              <w:t xml:space="preserve">-3.600</w:t>
+              <w:t xml:space="preserve">-1.359</w:t>
             </w:r>
           </w:p>
         </w:tc>
@@ -8844,7 +8844,7 @@
                 <w:szCs w:val="22"/>
                 <w:color w:val="000000"/>
               </w:rPr>
-              <w:t xml:space="preserve">0.000</w:t>
+              <w:t xml:space="preserve">0.009</w:t>
             </w:r>
           </w:p>
         </w:tc>
@@ -8954,7 +8954,7 @@
                 <w:szCs w:val="22"/>
                 <w:color w:val="000000"/>
               </w:rPr>
-              <w:t xml:space="preserve">5,481</w:t>
+              <w:t xml:space="preserve">4,896</w:t>
             </w:r>
           </w:p>
         </w:tc>
@@ -9069,7 +9069,7 @@
                 <w:szCs w:val="22"/>
                 <w:color w:val="000000"/>
               </w:rPr>
-              <w:t xml:space="preserve">Golpe C</w:t>
+              <w:t xml:space="preserve">Kaitz de obreros</w:t>
             </w:r>
           </w:p>
         </w:tc>
@@ -9179,7 +9179,7 @@
                 <w:szCs w:val="22"/>
                 <w:color w:val="000000"/>
               </w:rPr>
-              <w:t xml:space="preserve">-0.439</w:t>
+              <w:t xml:space="preserve">-0.264</w:t>
             </w:r>
           </w:p>
         </w:tc>
@@ -9234,7 +9234,7 @@
                 <w:szCs w:val="22"/>
                 <w:color w:val="000000"/>
               </w:rPr>
-              <w:t xml:space="preserve">0.519</w:t>
+              <w:t xml:space="preserve">0.665</w:t>
             </w:r>
           </w:p>
         </w:tc>
@@ -9344,7 +9344,7 @@
                 <w:szCs w:val="22"/>
                 <w:color w:val="000000"/>
               </w:rPr>
-              <w:t xml:space="preserve">5,536</w:t>
+              <w:t xml:space="preserve">4,942</w:t>
             </w:r>
           </w:p>
         </w:tc>
@@ -9459,7 +9459,7 @@
                 <w:szCs w:val="22"/>
                 <w:color w:val="000000"/>
               </w:rPr>
-              <w:t xml:space="preserve">Golpe C</w:t>
+              <w:t xml:space="preserve">Kaitz de obreros</w:t>
             </w:r>
           </w:p>
         </w:tc>
@@ -9569,7 +9569,7 @@
                 <w:szCs w:val="22"/>
                 <w:color w:val="000000"/>
               </w:rPr>
-              <w:t xml:space="preserve">3.564</w:t>
+              <w:t xml:space="preserve">2.866</w:t>
             </w:r>
           </w:p>
         </w:tc>
@@ -9734,7 +9734,7 @@
                 <w:szCs w:val="22"/>
                 <w:color w:val="000000"/>
               </w:rPr>
-              <w:t xml:space="preserve">5,577</w:t>
+              <w:t xml:space="preserve">4,979</w:t>
             </w:r>
           </w:p>
         </w:tc>
@@ -9849,7 +9849,7 @@
                 <w:szCs w:val="22"/>
                 <w:color w:val="000000"/>
               </w:rPr>
-              <w:t xml:space="preserve">Golpe costo</w:t>
+              <w:t xml:space="preserve">Proporción de obreros</w:t>
             </w:r>
           </w:p>
         </w:tc>
@@ -9959,7 +9959,7 @@
                 <w:szCs w:val="22"/>
                 <w:color w:val="000000"/>
               </w:rPr>
-              <w:t xml:space="preserve">12.944</w:t>
+              <w:t xml:space="preserve">2.096</w:t>
             </w:r>
           </w:p>
         </w:tc>
@@ -10124,7 +10124,7 @@
                 <w:szCs w:val="22"/>
                 <w:color w:val="000000"/>
               </w:rPr>
-              <w:t xml:space="preserve">5,489</w:t>
+              <w:t xml:space="preserve">5,916</w:t>
             </w:r>
           </w:p>
         </w:tc>
@@ -10239,7 +10239,7 @@
                 <w:szCs w:val="22"/>
                 <w:color w:val="000000"/>
               </w:rPr>
-              <w:t xml:space="preserve">Golpe costo</w:t>
+              <w:t xml:space="preserve">Proporción de obreros</w:t>
             </w:r>
           </w:p>
         </w:tc>
@@ -10349,7 +10349,7 @@
                 <w:szCs w:val="22"/>
                 <w:color w:val="000000"/>
               </w:rPr>
-              <w:t xml:space="preserve">3.301</w:t>
+              <w:t xml:space="preserve">1.372</w:t>
             </w:r>
           </w:p>
         </w:tc>
@@ -10404,7 +10404,7 @@
                 <w:szCs w:val="22"/>
                 <w:color w:val="000000"/>
               </w:rPr>
-              <w:t xml:space="preserve">0.000</w:t>
+              <w:t xml:space="preserve">0.024</w:t>
             </w:r>
           </w:p>
         </w:tc>
@@ -10459,7 +10459,7 @@
                 <w:szCs w:val="22"/>
                 <w:color w:val="000000"/>
               </w:rPr>
-              <w:t xml:space="preserve">***</w:t>
+              <w:t xml:space="preserve">**</w:t>
             </w:r>
           </w:p>
         </w:tc>
@@ -10514,7 +10514,7 @@
                 <w:szCs w:val="22"/>
                 <w:color w:val="000000"/>
               </w:rPr>
-              <w:t xml:space="preserve">5,476</w:t>
+              <w:t xml:space="preserve">5,900</w:t>
             </w:r>
           </w:p>
         </w:tc>
@@ -10569,7 +10569,7 @@
                 <w:szCs w:val="22"/>
                 <w:color w:val="000000"/>
               </w:rPr>
-              <w:t xml:space="preserve">Limpia pero el outcome mezcla dos aumentos del mínimo</w:t>
+              <w:t xml:space="preserve">Sin traslape, pero mezcla dos aumentos del mínimo y parte de 2021 (pospandemia)</w:t>
             </w:r>
           </w:p>
         </w:tc>
@@ -10629,7 +10629,7 @@
                 <w:szCs w:val="22"/>
                 <w:color w:val="000000"/>
               </w:rPr>
-              <w:t xml:space="preserve">Golpe costo</w:t>
+              <w:t xml:space="preserve">Proporción de obreros</w:t>
             </w:r>
           </w:p>
         </w:tc>
@@ -10739,7 +10739,7 @@
                 <w:szCs w:val="22"/>
                 <w:color w:val="000000"/>
               </w:rPr>
-              <w:t xml:space="preserve">1.017</w:t>
+              <w:t xml:space="preserve">0.425</w:t>
             </w:r>
           </w:p>
         </w:tc>
@@ -10794,7 +10794,7 @@
                 <w:szCs w:val="22"/>
                 <w:color w:val="000000"/>
               </w:rPr>
-              <w:t xml:space="preserve">0.030</w:t>
+              <w:t xml:space="preserve">0.355</w:t>
             </w:r>
           </w:p>
         </w:tc>
@@ -10849,7 +10849,7 @@
                 <w:szCs w:val="22"/>
                 <w:color w:val="000000"/>
               </w:rPr>
-              <w:t xml:space="preserve">**</w:t>
+              <w:t xml:space="preserve"/>
             </w:r>
           </w:p>
         </w:tc>
@@ -10904,7 +10904,7 @@
                 <w:szCs w:val="22"/>
                 <w:color w:val="000000"/>
               </w:rPr>
-              <w:t xml:space="preserve">5,486</w:t>
+              <w:t xml:space="preserve">5,912</w:t>
             </w:r>
           </w:p>
         </w:tc>
@@ -11019,7 +11019,7 @@
                 <w:szCs w:val="22"/>
                 <w:color w:val="000000"/>
               </w:rPr>
-              <w:t xml:space="preserve">Golpe costo</w:t>
+              <w:t xml:space="preserve">Proporción de obreros</w:t>
             </w:r>
           </w:p>
         </w:tc>
@@ -11129,7 +11129,7 @@
                 <w:szCs w:val="22"/>
                 <w:color w:val="000000"/>
               </w:rPr>
-              <w:t xml:space="preserve">-4.745</w:t>
+              <w:t xml:space="preserve">-0.065</w:t>
             </w:r>
           </w:p>
         </w:tc>
@@ -11184,7 +11184,7 @@
                 <w:szCs w:val="22"/>
                 <w:color w:val="000000"/>
               </w:rPr>
-              <w:t xml:space="preserve">0.000</w:t>
+              <w:t xml:space="preserve">0.909</w:t>
             </w:r>
           </w:p>
         </w:tc>
@@ -11239,7 +11239,7 @@
                 <w:szCs w:val="22"/>
                 <w:color w:val="000000"/>
               </w:rPr>
-              <w:t xml:space="preserve">***</w:t>
+              <w:t xml:space="preserve"/>
             </w:r>
           </w:p>
         </w:tc>
@@ -11294,7 +11294,7 @@
                 <w:szCs w:val="22"/>
                 <w:color w:val="000000"/>
               </w:rPr>
-              <w:t xml:space="preserve">5,843</w:t>
+              <w:t xml:space="preserve">5,917</w:t>
             </w:r>
           </w:p>
         </w:tc>
@@ -11409,7 +11409,7 @@
                 <w:szCs w:val="22"/>
                 <w:color w:val="000000"/>
               </w:rPr>
-              <w:t xml:space="preserve">Golpe costo</w:t>
+              <w:t xml:space="preserve">Proporción de obreros</w:t>
             </w:r>
           </w:p>
         </w:tc>
@@ -11519,7 +11519,7 @@
                 <w:szCs w:val="22"/>
                 <w:color w:val="000000"/>
               </w:rPr>
-              <w:t xml:space="preserve">0.583</w:t>
+              <w:t xml:space="preserve">0.678</w:t>
             </w:r>
           </w:p>
         </w:tc>
@@ -11574,7 +11574,7 @@
                 <w:szCs w:val="22"/>
                 <w:color w:val="000000"/>
               </w:rPr>
-              <w:t xml:space="preserve">0.435</w:t>
+              <w:t xml:space="preserve">0.303</w:t>
             </w:r>
           </w:p>
         </w:tc>
@@ -11684,7 +11684,7 @@
                 <w:szCs w:val="22"/>
                 <w:color w:val="000000"/>
               </w:rPr>
-              <w:t xml:space="preserve">5,896</w:t>
+              <w:t xml:space="preserve">5,971</w:t>
             </w:r>
           </w:p>
         </w:tc>
@@ -11799,7 +11799,7 @@
                 <w:szCs w:val="22"/>
                 <w:color w:val="000000"/>
               </w:rPr>
-              <w:t xml:space="preserve">Golpe costo</w:t>
+              <w:t xml:space="preserve">Proporción de obreros</w:t>
             </w:r>
           </w:p>
         </w:tc>
@@ -11909,7 +11909,7 @@
                 <w:szCs w:val="22"/>
                 <w:color w:val="000000"/>
               </w:rPr>
-              <w:t xml:space="preserve">9.597</w:t>
+              <w:t xml:space="preserve">0.170</w:t>
             </w:r>
           </w:p>
         </w:tc>
@@ -11964,7 +11964,7 @@
                 <w:szCs w:val="22"/>
                 <w:color w:val="000000"/>
               </w:rPr>
-              <w:t xml:space="preserve">0.000</w:t>
+              <w:t xml:space="preserve">0.736</w:t>
             </w:r>
           </w:p>
         </w:tc>
@@ -12019,7 +12019,7 @@
                 <w:szCs w:val="22"/>
                 <w:color w:val="000000"/>
               </w:rPr>
-              <w:t xml:space="preserve">***</w:t>
+              <w:t xml:space="preserve"/>
             </w:r>
           </w:p>
         </w:tc>
@@ -12074,7 +12074,7 @@
                 <w:szCs w:val="22"/>
                 <w:color w:val="000000"/>
               </w:rPr>
-              <w:t xml:space="preserve">5,942</w:t>
+              <w:t xml:space="preserve">6,017</w:t>
             </w:r>
           </w:p>
         </w:tc>
